--- a/2 семестр/lab1/Зейнетдинов Марсель ИСТмд-11 отчёт по 6 лабораторной работе.docx
+++ b/2 семестр/lab1/Зейнетдинов Марсель ИСТмд-11 отчёт по 6 лабораторной работе.docx
@@ -887,6 +887,69 @@
         <w:pStyle w:val="1"/>
       </w:pPr>
       <w:r>
+        <w:t>Анализ существующих подходов к решению задачи о N-ферзях</w:t>
+      </w:r>
+    </w:p>
+    <w:p>
+      <w:pPr>
+        <w:pStyle w:val="a7"/>
+        <w:numPr>
+          <w:ilvl w:val="0"/>
+          <w:numId w:val="7"/>
+        </w:numPr>
+      </w:pPr>
+      <w:r>
+        <w:t>Один из подходов основан на закономерности расположения ферзей и симметрии доски, а также формулы, описывающие допустимые позиции, что позволяет получать решения конструктивным способом и снижать зависимость от экспоненциального перебора [1].</w:t>
+      </w:r>
+    </w:p>
+    <w:p>
+      <w:pPr>
+        <w:pStyle w:val="a7"/>
+        <w:numPr>
+          <w:ilvl w:val="0"/>
+          <w:numId w:val="7"/>
+        </w:numPr>
+      </w:pPr>
+      <w:r>
+        <w:t xml:space="preserve">Другой подход связан с оптимизацией классического перебора. При </w:t>
+      </w:r>
+      <w:r>
+        <w:t>линейном</w:t>
+      </w:r>
+      <w:r>
+        <w:t xml:space="preserve"> поиске основная вычислительная нагрузка возникает из-за большого количества проверок конфликтов и повторного рассмотрения симметричных конфигураций. Для сокращения времени работы </w:t>
+      </w:r>
+      <w:r>
+        <w:t xml:space="preserve">нужно </w:t>
+      </w:r>
+      <w:r>
+        <w:t>уменьшать число проверяемых вариантов за счёт упорядочивания перебора, раннего отсечения заведомо неэффективных ветвей и использования более компактных представлений состояния доски.</w:t>
+      </w:r>
+      <w:r>
+        <w:t xml:space="preserve"> </w:t>
+      </w:r>
+      <w:r>
+        <w:t>[2].</w:t>
+      </w:r>
+    </w:p>
+    <w:p>
+      <w:pPr>
+        <w:pStyle w:val="a7"/>
+        <w:numPr>
+          <w:ilvl w:val="0"/>
+          <w:numId w:val="7"/>
+        </w:numPr>
+      </w:pPr>
+      <w:r>
+        <w:t>Рекурсивный метод с возвратом строит решение последовательно, размещая ферзей построчно и проверяя каждую позицию на допустимость. При возникновении конфликта алгоритм откатывается к предыдущему шагу и пробует альтернативные варианты, что позволяет систематически обходить пространство решений и гарантировать нахождение корректной конфигурации [2].</w:t>
+      </w:r>
+    </w:p>
+    <w:p>
+      <w:pPr>
+        <w:pStyle w:val="1"/>
+      </w:pPr>
+      <w:r>
+        <w:lastRenderedPageBreak/>
         <w:t>План исследования</w:t>
       </w:r>
     </w:p>
@@ -982,16 +1045,7 @@
         <w:pStyle w:val="a1"/>
       </w:pPr>
       <w:r>
-        <w:t xml:space="preserve">Для проведения эксперимента сначала была определена цель </w:t>
-      </w:r>
-      <w:r>
-        <w:t xml:space="preserve">- </w:t>
-      </w:r>
-      <w:r>
-        <w:t>сравнить эффективность трёх подходов к решению задачи: стохастического перебора</w:t>
-      </w:r>
-      <w:r>
-        <w:t xml:space="preserve"> с </w:t>
+        <w:t xml:space="preserve">Для проведения эксперимента сначала была определена цель - сравнить эффективность трёх подходов к решению задачи: стохастического перебора с </w:t>
       </w:r>
       <w:proofErr w:type="spellStart"/>
       <w:r>
@@ -1007,24 +1061,28 @@
       </w:r>
       <w:proofErr w:type="spellEnd"/>
       <w:r>
-        <w:t xml:space="preserve"> метода. </w:t>
-      </w:r>
-      <w:r>
-        <w:t xml:space="preserve">Для этого были </w:t>
-      </w:r>
-      <w:r>
-        <w:t>реализованы вспомогательные функции для проверки диагональных конфликтов, формирования состояния доски и измерения времени выполнения алгоритмов.</w:t>
-      </w:r>
-    </w:p>
-    <w:p>
-      <w:pPr>
-        <w:pStyle w:val="a1"/>
-      </w:pPr>
-      <w:r>
-        <w:t>На втором этапе были реализованы три алгоритма решения</w:t>
-      </w:r>
-      <w:r>
-        <w:t>:</w:t>
+        <w:t xml:space="preserve"> метода. Для этого были реализованы вспомогательные функции для проверки диагональных конфликтов, формирования состояния доски и измерения времени выполнения алгоритмов.</w:t>
+      </w:r>
+    </w:p>
+    <w:p>
+      <w:pPr>
+        <w:pStyle w:val="2"/>
+      </w:pPr>
+      <w:r>
+        <w:t>Описание моделей и методов</w:t>
+      </w:r>
+    </w:p>
+    <w:p>
+      <w:pPr>
+        <w:rPr>
+          <w:lang w:eastAsia="ru-RU"/>
+        </w:rPr>
+      </w:pPr>
+      <w:r>
+        <w:rPr>
+          <w:lang w:eastAsia="ru-RU"/>
+        </w:rPr>
+        <w:t xml:space="preserve">Для решения задачи о восьми ферзях использовались три подхода. </w:t>
       </w:r>
     </w:p>
     <w:p>
@@ -1032,37 +1090,23 @@
         <w:pStyle w:val="a7"/>
         <w:numPr>
           <w:ilvl w:val="0"/>
-          <w:numId w:val="4"/>
+          <w:numId w:val="9"/>
         </w:numPr>
-      </w:pPr>
-      <w:r>
-        <w:t xml:space="preserve">В </w:t>
-      </w:r>
-      <w:proofErr w:type="spellStart"/>
-      <w:r>
-        <w:t>брутфорс</w:t>
-      </w:r>
-      <w:proofErr w:type="spellEnd"/>
-      <w:r>
-        <w:t>-подходе выполнялось многократное случайное размещение ферзей</w:t>
-      </w:r>
-      <w:r>
-        <w:t xml:space="preserve"> с эвристиками</w:t>
-      </w:r>
-      <w:r>
-        <w:t>:</w:t>
-      </w:r>
-      <w:r>
-        <w:t xml:space="preserve"> с проверкой ограничений по строкам, столбцам и диагоналям</w:t>
-      </w:r>
-      <w:r>
-        <w:t xml:space="preserve">, </w:t>
-      </w:r>
-      <w:r>
-        <w:t>которые ещё не заняты и не конфликтуют</w:t>
-      </w:r>
-      <w:r>
-        <w:t xml:space="preserve"> до получения корректной конфигурации или достижения лимита попыток. </w:t>
+        <w:rPr>
+          <w:lang w:eastAsia="ru-RU"/>
+        </w:rPr>
+      </w:pPr>
+      <w:r>
+        <w:rPr>
+          <w:lang w:eastAsia="ru-RU"/>
+        </w:rPr>
+        <w:t>С</w:t>
+      </w:r>
+      <w:r>
+        <w:rPr>
+          <w:lang w:eastAsia="ru-RU"/>
+        </w:rPr>
+        <w:t>тохастический перебор с эвристиками. В этом методе позиции ферзей выбираются случайным образом, но с учётом ограничений: нельзя ставить ферзя в уже занятый ряд или столбец, а также нужно избегать диагональных конфликтов. Если конфликты возникают, пробуются другие варианты, пока не будет найдено корректное расположение или не исчерпаны попытки. Этот метод прост в реализации и работает быстро для небольших досок, однако с ростом размерности эффективность падает из-за увеличения числа случайных проверок.</w:t>
       </w:r>
     </w:p>
     <w:p>
@@ -1070,24 +1114,44 @@
         <w:pStyle w:val="a7"/>
         <w:numPr>
           <w:ilvl w:val="0"/>
-          <w:numId w:val="4"/>
+          <w:numId w:val="9"/>
         </w:numPr>
-      </w:pPr>
-      <w:r>
+        <w:rPr>
+          <w:lang w:eastAsia="ru-RU"/>
+        </w:rPr>
+      </w:pPr>
+      <w:r>
+        <w:rPr>
+          <w:lang w:eastAsia="ru-RU"/>
+        </w:rPr>
+        <w:t>Р</w:t>
+      </w:r>
+      <w:r>
+        <w:rPr>
+          <w:lang w:eastAsia="ru-RU"/>
+        </w:rPr>
+        <w:t>екурсивный поиск с возвратом (</w:t>
+      </w:r>
+      <w:proofErr w:type="spellStart"/>
+      <w:r>
+        <w:rPr>
+          <w:lang w:eastAsia="ru-RU"/>
+        </w:rPr>
+        <w:t>backtracking</w:t>
+      </w:r>
+      <w:proofErr w:type="spellEnd"/>
+      <w:r>
+        <w:rPr>
+          <w:lang w:eastAsia="ru-RU"/>
+        </w:rPr>
+        <w:t xml:space="preserve">). Ферзи размещаются на доске по одному ряду, и каждая новая позиция проверяется на конфликты. Если возникает несоответствие, алгоритм откатывается к предыдущему шагу и пробует альтернативное положение. Такой подход гарантированно находит решение, если оно существует, и эффективно </w:t>
+      </w:r>
+      <w:r>
+        <w:rPr>
+          <w:lang w:eastAsia="ru-RU"/>
+        </w:rPr>
         <w:lastRenderedPageBreak/>
-        <w:t>В рекурсивном алгоритме применялся метод последовательного построения решения с возвратом: ферзи размещались построчно, при каждом шаге выполнялась проверка позиции</w:t>
-      </w:r>
-      <w:r>
-        <w:t xml:space="preserve"> на то допустима она или нет</w:t>
-      </w:r>
-      <w:r>
-        <w:t xml:space="preserve">, а при возникновении конфликта происходил откат к </w:t>
-      </w:r>
-      <w:r>
-        <w:t>прошлому</w:t>
-      </w:r>
-      <w:r>
-        <w:t xml:space="preserve"> состоянию. </w:t>
+        <w:t>работает на маленьких досках, но при увеличении числа ферзей время выполнения растёт очень быстро из-за экспоненциального увеличения количества возможных конфигураций.</w:t>
       </w:r>
     </w:p>
     <w:p>
@@ -1095,37 +1159,36 @@
         <w:pStyle w:val="a7"/>
         <w:numPr>
           <w:ilvl w:val="0"/>
-          <w:numId w:val="4"/>
+          <w:numId w:val="9"/>
         </w:numPr>
       </w:pPr>
-      <w:r>
-        <w:t xml:space="preserve">В </w:t>
-      </w:r>
       <w:proofErr w:type="spellStart"/>
       <w:r>
-        <w:t>мультиагентной</w:t>
+        <w:rPr>
+          <w:lang w:eastAsia="ru-RU"/>
+        </w:rPr>
+        <w:t>Мультиаге</w:t>
+      </w:r>
+      <w:bookmarkStart w:id="0" w:name="_GoBack"/>
+      <w:bookmarkEnd w:id="0"/>
+      <w:r>
+        <w:rPr>
+          <w:lang w:eastAsia="ru-RU"/>
+        </w:rPr>
+        <w:t>нтная</w:t>
       </w:r>
       <w:proofErr w:type="spellEnd"/>
       <w:r>
-        <w:t xml:space="preserve"> модели каждый ферзь рассматривался как </w:t>
-      </w:r>
-      <w:r>
-        <w:t>отдельный и самостоятельный</w:t>
-      </w:r>
-      <w:r>
-        <w:t xml:space="preserve"> агент, который </w:t>
-      </w:r>
-      <w:r>
-        <w:t xml:space="preserve">каждый шаг </w:t>
-      </w:r>
-      <w:r>
-        <w:t>перемещался в позицию с минимальным числом конфликтов,</w:t>
-      </w:r>
-      <w:r>
-        <w:t xml:space="preserve"> поскольку в данном случае эвристика необходима</w:t>
-      </w:r>
-      <w:r>
-        <w:t>.</w:t>
+        <w:rPr>
+          <w:lang w:eastAsia="ru-RU"/>
+        </w:rPr>
+        <w:t xml:space="preserve"> система</w:t>
+      </w:r>
+      <w:r>
+        <w:rPr>
+          <w:lang w:eastAsia="ru-RU"/>
+        </w:rPr>
+        <w:t>. Здесь каждый ферзь рассматривается как отдельный агент, который сам выбирает позицию с минимальным числом конфликтов, учитывая расположение других ферзей. Агенты перемещаются по рядам доски до тех пор, пока все конфликты не будут устранены или не достигнут максимум шагов. Этот метод сочетает эвристику и стохастический поиск, хорошо масштабируется для больших досок и позволяет находить решения быстрее при больших n, хотя для маленьких досок накладные расходы на управление агентами могут быть выше.</w:t>
       </w:r>
     </w:p>
     <w:p>
@@ -1200,9 +1263,6 @@
     <w:p>
       <w:pPr>
         <w:pStyle w:val="a1"/>
-        <w:rPr>
-          <w:lang w:val="en-US"/>
-        </w:rPr>
       </w:pPr>
       <w:r>
         <w:t xml:space="preserve">Ср. время выполнения </w:t>
@@ -1216,9 +1276,6 @@
         <w:t>: 0.003</w:t>
       </w:r>
       <w:r>
-        <w:rPr>
-          <w:lang w:val="en-US"/>
-        </w:rPr>
         <w:t>1</w:t>
       </w:r>
     </w:p>
@@ -1297,6 +1354,7 @@
               <w:rPr>
                 <w:lang w:val="en-US"/>
               </w:rPr>
+              <w:lastRenderedPageBreak/>
               <w:t>n</w:t>
             </w:r>
           </w:p>
@@ -1510,7 +1568,6 @@
               <w:rPr>
                 <w:lang w:val="en-US"/>
               </w:rPr>
-              <w:lastRenderedPageBreak/>
               <w:t>recursive_algo</w:t>
             </w:r>
             <w:proofErr w:type="spellEnd"/>
@@ -1701,293 +1758,435 @@
         <w:t xml:space="preserve"> </w:t>
       </w:r>
       <w:r>
-        <w:t>п</w:t>
-      </w:r>
-      <w:r>
-        <w:t>ри добавлении каждой новой строки число потенциальных вариантов размещения ферзя резко увеличивалось, поскольку алгоритм перебирал множество комбинаций столбцов и диагоналей. В худшем случае сложность приближалась к факториальной</w:t>
-      </w:r>
+        <w:t>при добавлении каждой новой строки число потенциальных вариантов размещения ферзя резко увеличивалось, поскольку алгоритм перебирал множество комбинаций столбцов и диагоналей. В худшем случае сложность приближалась к факториальной O(n!), поэтому даже небольшое увеличение размера доски приводило к кратному росту числа рекурсивных вызовов.</w:t>
+      </w:r>
+    </w:p>
+    <w:p>
+      <w:pPr>
+        <w:pStyle w:val="a1"/>
+      </w:pPr>
+      <w:r>
+        <w:t>Дополнительное замедление возникало из-за большого числа откатов (</w:t>
+      </w:r>
+      <w:proofErr w:type="spellStart"/>
+      <w:r>
+        <w:t>backtracks</w:t>
+      </w:r>
+      <w:proofErr w:type="spellEnd"/>
+      <w:r>
+        <w:t>). При неудачном выборе позиции на верхних уровнях рекурсии ошибка обнаруживалась лишь на более глубоких уровнях, после чего требовалось возвращаться назад и проверять альтернативы. С ростом n глубина дерева поиска увеличивалась, а доля «тупиковых» ветвей возрастала, что приводило к лавинообразному увеличению количества проверок и операций.</w:t>
+      </w:r>
+    </w:p>
+    <w:p>
+      <w:pPr>
+        <w:pStyle w:val="a1"/>
+      </w:pPr>
+      <w:r>
+        <w:t xml:space="preserve">Если же говорить про стохастический перебор с эвристиками, то он замедлялся значительно слабее при увеличении n, поскольку он не осуществлял полный систематический перебор пространства состояний. В отличие от рекурсивного </w:t>
+      </w:r>
+      <w:proofErr w:type="spellStart"/>
+      <w:r>
+        <w:t>backtracking</w:t>
+      </w:r>
+      <w:proofErr w:type="spellEnd"/>
+      <w:r>
+        <w:t>-подхода, где количество проверяемых конфигураций росло экспоненциально, стохастический метод исследовал лишь небольшую часть пространства, направляя поиск в перспективные области. Благодаря этому рост трудоёмкости оказывался ближе к полиномиальному в среднем случае, а не к факториальному.</w:t>
+      </w:r>
+    </w:p>
+    <w:p>
+      <w:pPr>
+        <w:pStyle w:val="a1"/>
+      </w:pPr>
+      <w:r>
+        <w:t xml:space="preserve">Существенную роль играла эвристика, которая резко сокращала число бесперспективных размещений. Вместо глубоких откатов алгоритм быстро </w:t>
+      </w:r>
+      <w:r>
+        <w:lastRenderedPageBreak/>
+        <w:t>отбрасывал плохие частичные конфигурации и переходил к новым случайным попыткам. При увеличении n вероятность быстро найти допустимое размещение снижалась, но не очень сильно, потому что каждая попытка оставалась можно сказать дешёвой по вычислениям.</w:t>
+      </w:r>
+    </w:p>
+    <w:p>
+      <w:pPr>
+        <w:pStyle w:val="a1"/>
+      </w:pPr>
+      <w:r>
+        <w:t>Кроме того, стохастический характер поиска обеспечивал хорошую масштабируемость на практике. Алгоритм не строил и не обходил всё дерево решений, а выполнял множество независимых или слабо зависимых попыток, что уменьшало влияние комбинаторики. В результате при росте размерности наблюдалось лишь умеренное увеличение времени работы, особенно при наличии ограничений на число попыток и использовании эффективных проверок конфликтов.</w:t>
+      </w:r>
+    </w:p>
+    <w:p>
+      <w:pPr>
+        <w:pStyle w:val="a1"/>
+      </w:pPr>
+      <w:proofErr w:type="spellStart"/>
+      <w:r>
+        <w:t>Мультиагентная</w:t>
+      </w:r>
+      <w:proofErr w:type="spellEnd"/>
+      <w:r>
+        <w:t xml:space="preserve"> система показывала отличные результаты на больших n, но проигрывала при малых размерах доски из-за различия между накладными расходами и масштабируемостью метода. При n &lt; 16 сама задача была очень маленькой, и другие методы находили решение за крайне малое число шагов. В этих условиях дополнительные операции вычисления конфликтов для всех агентов, выбор конфликтного ферзя и многократные итерации создавали заметную фиксированную стоимость, которая перекрывала выгоду от эвристики.</w:t>
+      </w:r>
+    </w:p>
+    <w:p>
+      <w:pPr>
+        <w:pStyle w:val="a1"/>
+      </w:pPr>
+      <w:r>
+        <w:t xml:space="preserve">С ростом n ситуация менялась. Рекурсивный и </w:t>
+      </w:r>
+      <w:proofErr w:type="spellStart"/>
+      <w:r>
+        <w:t>брутфорс</w:t>
+      </w:r>
+      <w:proofErr w:type="spellEnd"/>
+      <w:r>
+        <w:t xml:space="preserve"> подход быстро теряли эффективность, тогда как </w:t>
+      </w:r>
+      <w:proofErr w:type="spellStart"/>
+      <w:r>
+        <w:t>мультиагентный</w:t>
+      </w:r>
+      <w:proofErr w:type="spellEnd"/>
+      <w:r>
+        <w:t xml:space="preserve"> метод масштабировался значительно лучше. Он работал в пространстве состояний почти линейно по числу итераций и обычно находил решение за относительно небольшое число шагов даже при больших размерах доски. Поэтому начиная примерно с </w:t>
+      </w:r>
+      <w:r>
+        <w:rPr>
+          <w:lang w:val="en-US"/>
+        </w:rPr>
+        <w:t>n</w:t>
+      </w:r>
+      <w:r>
+        <w:t xml:space="preserve"> = 10</w:t>
+      </w:r>
+      <w:r>
+        <w:t xml:space="preserve"> его асимптотическое преимущество перекрывало первоначальные накладные расходы.</w:t>
+      </w:r>
+    </w:p>
+    <w:p>
+      <w:pPr>
+        <w:pStyle w:val="a1"/>
+      </w:pPr>
+      <w:r>
+        <w:t xml:space="preserve">Дополнительно влиял стохастический характер </w:t>
+      </w:r>
+      <w:proofErr w:type="spellStart"/>
+      <w:r>
+        <w:t>мультиагентного</w:t>
+      </w:r>
+      <w:proofErr w:type="spellEnd"/>
+      <w:r>
+        <w:t xml:space="preserve"> поиска. На маленьких n он иногда тратил лишние итерации на «перемешивание» конфигурации, тогда как </w:t>
+      </w:r>
+      <w:proofErr w:type="spellStart"/>
+      <w:r>
+        <w:t>backtracking</w:t>
+      </w:r>
+      <w:proofErr w:type="spellEnd"/>
+      <w:r>
+        <w:t xml:space="preserve"> мог почти сразу попасть в решение. На больших n вероятность быстрого детерминированного </w:t>
+      </w:r>
+      <w:r>
+        <w:lastRenderedPageBreak/>
+        <w:t>успеха резко падала, а эвристика минимизации конфликтов, наоборот, становилась всё более эффективной, что и по всей видимости привело к полученному результату.</w:t>
+      </w:r>
+    </w:p>
+    <w:p>
+      <w:pPr>
+        <w:pStyle w:val="1"/>
+      </w:pPr>
+      <w:r>
+        <w:t>Вывод</w:t>
+      </w:r>
+    </w:p>
+    <w:p>
+      <w:pPr>
+        <w:pStyle w:val="a1"/>
+      </w:pPr>
+      <w:r>
+        <w:t xml:space="preserve">В ходе лабораторной работы было проведено исследование трех алгоритмов решения задачи о восьми ферзях: </w:t>
+      </w:r>
+      <w:proofErr w:type="spellStart"/>
+      <w:r>
+        <w:t>брутфорса</w:t>
+      </w:r>
+      <w:proofErr w:type="spellEnd"/>
+      <w:r>
+        <w:t xml:space="preserve"> с эвристиками, рекурсивного метода с возвратом и </w:t>
+      </w:r>
+      <w:proofErr w:type="spellStart"/>
+      <w:r>
+        <w:t>мультиагентной</w:t>
+      </w:r>
+      <w:proofErr w:type="spellEnd"/>
+      <w:r>
+        <w:t xml:space="preserve"> системы. Результаты показали, что </w:t>
+      </w:r>
+      <w:proofErr w:type="spellStart"/>
+      <w:r>
+        <w:t>брутфорс</w:t>
+      </w:r>
+      <w:proofErr w:type="spellEnd"/>
+      <w:r>
+        <w:t xml:space="preserve"> с эвристиками и рекурсивный метод эффективно работают на малых значениях n, но их производительность существенно снижается с увеличением размерности задачи из-за экспоненциального роста числа возможных конфигураций и количества откатов. В то же время </w:t>
+      </w:r>
+      <w:proofErr w:type="spellStart"/>
+      <w:r>
+        <w:t>мультиагентная</w:t>
+      </w:r>
+      <w:proofErr w:type="spellEnd"/>
+      <w:r>
+        <w:t xml:space="preserve"> система, несмотря на более высокие накладные расходы на малых n, показала значительно лучшие результаты при больших размерностях (n &gt; 10), благодаря эффективному распределению агентов и минимизации конфликтов, что позволило обеспечить хорошую масштабируемость и устойчивость алгоритма. Таким образом, для малых задач предпочтительнее использовать рекурсивный или </w:t>
+      </w:r>
+      <w:proofErr w:type="spellStart"/>
+      <w:r>
+        <w:t>брутфорс</w:t>
+      </w:r>
+      <w:proofErr w:type="spellEnd"/>
+      <w:r>
+        <w:t xml:space="preserve"> подходы, а для крупных </w:t>
+      </w:r>
+      <w:r>
+        <w:t xml:space="preserve">- </w:t>
+      </w:r>
+      <w:proofErr w:type="spellStart"/>
+      <w:r>
+        <w:t>мультиагентную</w:t>
+      </w:r>
+      <w:proofErr w:type="spellEnd"/>
+      <w:r>
+        <w:t xml:space="preserve"> систему, которая более эффективно справляется с ростом сложности.</w:t>
+      </w:r>
+    </w:p>
+    <w:p>
+      <w:pPr>
+        <w:spacing w:after="160" w:line="259" w:lineRule="auto"/>
+        <w:rPr>
+          <w:rFonts w:eastAsia="Times New Roman" w:cs="Times New Roman"/>
+          <w:color w:val="000000"/>
+          <w:szCs w:val="28"/>
+          <w:lang w:eastAsia="ru-RU"/>
+        </w:rPr>
+      </w:pPr>
+      <w:r>
+        <w:br w:type="page"/>
+      </w:r>
+    </w:p>
+    <w:p>
+      <w:pPr>
+        <w:pStyle w:val="1"/>
+      </w:pPr>
+      <w:r>
+        <w:lastRenderedPageBreak/>
+        <w:t>Список литературы</w:t>
+      </w:r>
+    </w:p>
+    <w:p>
+      <w:pPr>
+        <w:pStyle w:val="a7"/>
+        <w:numPr>
+          <w:ilvl w:val="0"/>
+          <w:numId w:val="6"/>
+        </w:numPr>
+      </w:pPr>
+      <w:proofErr w:type="spellStart"/>
+      <w:r>
+        <w:t>Скрыпник</w:t>
+      </w:r>
+      <w:proofErr w:type="spellEnd"/>
+      <w:r>
+        <w:t xml:space="preserve"> А. Б. Решение задачи об N ферзях // </w:t>
+      </w:r>
+      <w:proofErr w:type="spellStart"/>
+      <w:r>
+        <w:t>viXra</w:t>
+      </w:r>
+      <w:proofErr w:type="spellEnd"/>
+      <w:r>
+        <w:t xml:space="preserve"> e-</w:t>
+      </w:r>
+      <w:proofErr w:type="spellStart"/>
+      <w:r>
+        <w:t>Print</w:t>
+      </w:r>
+      <w:proofErr w:type="spellEnd"/>
       <w:r>
         <w:t xml:space="preserve"> </w:t>
       </w:r>
-      <w:r>
-        <w:t>O(n!), поэтому даже небольшое увеличение размера доски приводило к кратному росту числа рекурсивных вызовов.</w:t>
-      </w:r>
-    </w:p>
-    <w:p>
-      <w:pPr>
-        <w:pStyle w:val="a1"/>
-      </w:pPr>
-      <w:r>
-        <w:t>Дополнительное замедление возникало из-за большого числа откатов (</w:t>
-      </w:r>
       <w:proofErr w:type="spellStart"/>
       <w:r>
-        <w:t>backtracks</w:t>
+        <w:t>archive</w:t>
       </w:r>
       <w:proofErr w:type="spellEnd"/>
       <w:r>
-        <w:t>). При неудачном выборе позиции на верхних уровнях рекурсии ошибка обнаруживалась лишь на более глубоких уровнях, после чего требовалось возвращаться назад и проверять альтернативы. С ростом</w:t>
-      </w:r>
+        <w:t xml:space="preserve">. — 2017. — 13 с. — URL: </w:t>
+      </w:r>
+      <w:hyperlink r:id="rId8" w:history="1">
+        <w:r>
+          <w:rPr>
+            <w:rStyle w:val="af6"/>
+          </w:rPr>
+          <w:t>https://vixra.org/p</w:t>
+        </w:r>
+        <w:r>
+          <w:rPr>
+            <w:rStyle w:val="af6"/>
+          </w:rPr>
+          <w:t>d</w:t>
+        </w:r>
+        <w:r>
+          <w:rPr>
+            <w:rStyle w:val="af6"/>
+          </w:rPr>
+          <w:t>f/1806.0330v1.pdf</w:t>
+        </w:r>
+      </w:hyperlink>
       <w:r>
         <w:t xml:space="preserve"> </w:t>
       </w:r>
       <w:r>
-        <w:t>n глубина дерева поиска увеличивалась, а доля «тупиковых» ветвей возрастала, что приводило к лавинообразному увеличению количества проверок и операций.</w:t>
-      </w:r>
-    </w:p>
-    <w:p>
-      <w:pPr>
-        <w:pStyle w:val="a1"/>
-      </w:pPr>
-      <w:r>
-        <w:t>Если же говорить про с</w:t>
-      </w:r>
-      <w:r>
-        <w:t>тохастический перебор с эвристиками</w:t>
-      </w:r>
-      <w:r>
-        <w:t>, то он</w:t>
-      </w:r>
-      <w:r>
-        <w:t xml:space="preserve"> замедлялся значительно слабее при увеличении n, поскольку он не осуществлял полный систематический перебор пространства состояний. В отличие от рекурсивного </w:t>
+        <w:t xml:space="preserve">(дата обращения: </w:t>
+      </w:r>
+      <w:r>
+        <w:t>2</w:t>
+      </w:r>
+      <w:r>
+        <w:t>0</w:t>
+      </w:r>
+      <w:r>
+        <w:t>.02.2023</w:t>
+      </w:r>
+      <w:r>
+        <w:t>).</w:t>
+      </w:r>
+    </w:p>
+    <w:p>
+      <w:pPr>
+        <w:pStyle w:val="a7"/>
+        <w:numPr>
+          <w:ilvl w:val="0"/>
+          <w:numId w:val="6"/>
+        </w:numPr>
+      </w:pPr>
+      <w:r>
+        <w:t xml:space="preserve">Задача о 8-ми ферзях. Свежий взгляд. Шаг 1 + 1/2. Сокращаем количество шагов перебора в три с половиной раза [Электронный ресурс]. — </w:t>
       </w:r>
       <w:proofErr w:type="spellStart"/>
       <w:r>
-        <w:t>backtracking</w:t>
+        <w:t>Хабр</w:t>
       </w:r>
       <w:proofErr w:type="spellEnd"/>
       <w:r>
-        <w:t>-подхода, где количество проверяемых конфигураций росло экспоненциально, стохастический метод исследовал лишь небольшую часть пространства, направляя поиск в перспективные области. Благодаря этому рост трудоёмкости оказывался ближе к полиномиальному в среднем случае, а не к факториальному.</w:t>
-      </w:r>
-    </w:p>
-    <w:p>
-      <w:pPr>
-        <w:pStyle w:val="a1"/>
-      </w:pPr>
-      <w:r>
-        <w:t xml:space="preserve">Существенную роль играла эвристика, которая резко сокращала число бесперспективных размещений. Вместо глубоких откатов алгоритм быстро отбрасывал плохие частичные конфигурации и переходил к новым случайным попыткам. При увеличении n вероятность быстро найти допустимое </w:t>
-      </w:r>
-      <w:r>
-        <w:lastRenderedPageBreak/>
-        <w:t xml:space="preserve">размещение снижалась, но не </w:t>
-      </w:r>
-      <w:r>
-        <w:t>очень сильно</w:t>
-      </w:r>
-      <w:r>
-        <w:t xml:space="preserve">, </w:t>
-      </w:r>
-      <w:r>
-        <w:t>потому что</w:t>
-      </w:r>
-      <w:r>
-        <w:t xml:space="preserve"> каждая попытка оставалась </w:t>
-      </w:r>
-      <w:r>
-        <w:t>можно сказать</w:t>
-      </w:r>
-      <w:r>
-        <w:t xml:space="preserve"> дешёвой по вычислениям.</w:t>
-      </w:r>
-    </w:p>
-    <w:p>
-      <w:pPr>
-        <w:pStyle w:val="a1"/>
-      </w:pPr>
-      <w:r>
-        <w:t>Кроме того, стохастический характер поиска обеспечивал хорошую масштабируемость на практике. Алгоритм не строил и не обходил всё дерево решений, а выполнял множество независимых или слабо зависимых попыток, что уменьшало влияние комбинатор</w:t>
-      </w:r>
-      <w:r>
-        <w:t>ики</w:t>
-      </w:r>
-      <w:r>
-        <w:t>. В результате при росте размерности наблюдалось лишь умеренное увеличение времени работы, особенно при наличии ограничений на число попыток и использовании эффективных проверок конфликтов.</w:t>
-      </w:r>
-    </w:p>
-    <w:p>
-      <w:pPr>
-        <w:pStyle w:val="a1"/>
-      </w:pPr>
+        <w:t xml:space="preserve">. — URL: </w:t>
+      </w:r>
+      <w:hyperlink r:id="rId9" w:history="1">
+        <w:r>
+          <w:rPr>
+            <w:rStyle w:val="af6"/>
+          </w:rPr>
+          <w:t>https://habr.com/ru/articles/679738/</w:t>
+        </w:r>
+      </w:hyperlink>
+      <w:r>
+        <w:t xml:space="preserve"> </w:t>
+      </w:r>
+      <w:r>
+        <w:t>(дата обращения: 02.03.2026).</w:t>
+      </w:r>
+    </w:p>
+    <w:p>
+      <w:pPr>
+        <w:pStyle w:val="a7"/>
+        <w:numPr>
+          <w:ilvl w:val="0"/>
+          <w:numId w:val="6"/>
+        </w:numPr>
+      </w:pPr>
+      <w:r>
+        <w:t>n-</w:t>
+      </w:r>
       <w:proofErr w:type="spellStart"/>
       <w:r>
-        <w:t>Мультиагентная</w:t>
+        <w:t>Queens</w:t>
       </w:r>
       <w:proofErr w:type="spellEnd"/>
       <w:r>
-        <w:t xml:space="preserve"> система показывала отличные результаты на больших n, но проигрывала при малых размерах доски из-за различия между накладными расходами и масштабируемостью метода. При n </w:t>
-      </w:r>
-      <w:r>
-        <w:t xml:space="preserve">&lt; 16 </w:t>
-      </w:r>
-      <w:r>
-        <w:t xml:space="preserve">сама задача была очень маленькой, и </w:t>
-      </w:r>
-      <w:r>
-        <w:t>другие</w:t>
-      </w:r>
-      <w:r>
-        <w:t xml:space="preserve"> методы находили решение за крайне малое число шагов. В этих условиях дополнительные операции вычислени</w:t>
-      </w:r>
-      <w:r>
-        <w:t>я</w:t>
-      </w:r>
-      <w:r>
-        <w:t xml:space="preserve"> конфликтов для всех агентов, выбор конфликтного ферзя и многократные итерации</w:t>
-      </w:r>
-      <w:r>
         <w:t xml:space="preserve"> </w:t>
       </w:r>
-      <w:r>
-        <w:t>создавали заметную фиксированную</w:t>
-      </w:r>
+      <w:proofErr w:type="spellStart"/>
+      <w:r>
+        <w:t>Completion</w:t>
+      </w:r>
+      <w:proofErr w:type="spellEnd"/>
       <w:r>
         <w:t xml:space="preserve"> </w:t>
       </w:r>
-      <w:r>
-        <w:t>стоимость, которая перекрывала выгоду от эвристики.</w:t>
-      </w:r>
-    </w:p>
-    <w:p>
-      <w:pPr>
-        <w:pStyle w:val="a1"/>
-      </w:pPr>
-      <w:r>
-        <w:t xml:space="preserve">С ростом n ситуация менялась. Рекурсивный и </w:t>
-      </w:r>
       <w:proofErr w:type="spellStart"/>
       <w:r>
-        <w:t>брутфорс</w:t>
+        <w:t>Problem</w:t>
       </w:r>
       <w:proofErr w:type="spellEnd"/>
       <w:r>
-        <w:t xml:space="preserve"> подход </w:t>
-      </w:r>
-      <w:r>
-        <w:t xml:space="preserve">быстро теряли эффективность, тогда как </w:t>
+        <w:t xml:space="preserve"> — линейный алгоритм решения [Электронный ресурс]. — </w:t>
       </w:r>
       <w:proofErr w:type="spellStart"/>
       <w:r>
-        <w:t>мультиагентный</w:t>
+        <w:t>Хабр</w:t>
       </w:r>
       <w:proofErr w:type="spellEnd"/>
       <w:r>
-        <w:t xml:space="preserve"> метод масштабировался значительно лучше. Он работал в пространстве состояний почти линейно по числу итераций и обычно находил решение за относительно небольшое число шагов даже при больших размерах доски. Поэтому начиная примерно с </w:t>
-      </w:r>
-      <w:r>
-        <w:rPr>
-          <w:lang w:val="en-US"/>
-        </w:rPr>
-        <w:t>n</w:t>
-      </w:r>
-      <w:r>
-        <w:t xml:space="preserve"> = 10</w:t>
-      </w:r>
-      <w:r>
-        <w:t xml:space="preserve"> его асимптотическое преимущество перекрывало первоначальные накладные расходы.</w:t>
-      </w:r>
-    </w:p>
-    <w:p>
-      <w:pPr>
-        <w:pStyle w:val="a1"/>
-      </w:pPr>
-      <w:r>
-        <w:t xml:space="preserve">Дополнительно влиял стохастический характер </w:t>
+        <w:t xml:space="preserve">. — URL: </w:t>
+      </w:r>
+      <w:hyperlink r:id="rId10" w:history="1">
+        <w:r>
+          <w:rPr>
+            <w:rStyle w:val="af6"/>
+          </w:rPr>
+          <w:t>https://habr.com/ru/articles/483036/</w:t>
+        </w:r>
+      </w:hyperlink>
+      <w:r>
+        <w:t xml:space="preserve"> </w:t>
+      </w:r>
+      <w:r>
+        <w:t>(дата обращения: 02.03.2026).</w:t>
+      </w:r>
+    </w:p>
+    <w:p>
+      <w:pPr>
+        <w:pStyle w:val="a7"/>
+        <w:numPr>
+          <w:ilvl w:val="0"/>
+          <w:numId w:val="6"/>
+        </w:numPr>
+      </w:pPr>
+      <w:r>
+        <w:t xml:space="preserve">Разбираемся, что же там нового открыли в задаче о ферзях [Электронный ресурс]. — </w:t>
       </w:r>
       <w:proofErr w:type="spellStart"/>
       <w:r>
-        <w:t>мультиагентного</w:t>
+        <w:t>Хабр</w:t>
       </w:r>
       <w:proofErr w:type="spellEnd"/>
       <w:r>
-        <w:t xml:space="preserve"> поиска. На маленьких n он иногда тратил лишние итерации на «перемешивание» конфигурации, тогда как </w:t>
-      </w:r>
-      <w:proofErr w:type="spellStart"/>
-      <w:r>
-        <w:t>backtracking</w:t>
-      </w:r>
-      <w:proofErr w:type="spellEnd"/>
-      <w:r>
-        <w:t xml:space="preserve"> мог почти сразу попасть в решение. На больших n вероятность быстрого детерминированного успеха резко падала, а эвристика минимизации конфликтов, наоборот, </w:t>
-      </w:r>
-      <w:r>
-        <w:lastRenderedPageBreak/>
-        <w:t xml:space="preserve">становилась всё более эффективной, что и </w:t>
-      </w:r>
-      <w:r>
-        <w:t>по всей видимости привело к полученному результату.</w:t>
-      </w:r>
-    </w:p>
-    <w:p>
-      <w:pPr>
-        <w:pStyle w:val="1"/>
-      </w:pPr>
-      <w:r>
-        <w:t>Вывод</w:t>
-      </w:r>
-    </w:p>
-    <w:p>
-      <w:pPr>
-        <w:pStyle w:val="a1"/>
-      </w:pPr>
-      <w:r>
-        <w:t xml:space="preserve">В ходе лабораторной работы было проведено исследование трех алгоритмов решения задачи о восьми ферзях: </w:t>
-      </w:r>
-      <w:proofErr w:type="spellStart"/>
-      <w:r>
-        <w:t>брутфорса</w:t>
-      </w:r>
-      <w:proofErr w:type="spellEnd"/>
-      <w:r>
-        <w:t xml:space="preserve"> с эвристиками, рекурсивного метода с возвратом и </w:t>
-      </w:r>
-      <w:proofErr w:type="spellStart"/>
-      <w:r>
-        <w:t>мультиагентной</w:t>
-      </w:r>
-      <w:proofErr w:type="spellEnd"/>
-      <w:r>
-        <w:t xml:space="preserve"> системы. Результаты показали, что </w:t>
-      </w:r>
-      <w:proofErr w:type="spellStart"/>
-      <w:r>
-        <w:t>брутфорс</w:t>
-      </w:r>
-      <w:proofErr w:type="spellEnd"/>
-      <w:r>
-        <w:t xml:space="preserve"> с эвристиками и рекурсивный метод эффективно работают на малых значениях n, но их производительность существенно снижается с увеличением размерности задачи из-за экспоненциального роста числа возможных конфигураций и количества откатов. В то же время </w:t>
-      </w:r>
-      <w:proofErr w:type="spellStart"/>
-      <w:r>
-        <w:t>мультиагентная</w:t>
-      </w:r>
-      <w:proofErr w:type="spellEnd"/>
-      <w:r>
-        <w:t xml:space="preserve"> система, несмотря на более высокие накладные расходы на малых n, показала значительно лучшие результаты при больших размерностях (n &gt; 10), благодаря эффективному распределению агентов и минимизации конфликтов, что позволило обеспечить хорошую масштабируемость и устойчивость алгоритма. Таким образом, для малых задач предпочтительнее использовать рекурсивный или </w:t>
-      </w:r>
-      <w:proofErr w:type="spellStart"/>
-      <w:r>
-        <w:t>брутфорс</w:t>
-      </w:r>
-      <w:proofErr w:type="spellEnd"/>
-      <w:r>
-        <w:t xml:space="preserve"> подходы, а для крупных </w:t>
-      </w:r>
-      <w:r>
-        <w:t xml:space="preserve">- </w:t>
-      </w:r>
-      <w:proofErr w:type="spellStart"/>
-      <w:r>
-        <w:t>мультиагентную</w:t>
-      </w:r>
-      <w:proofErr w:type="spellEnd"/>
-      <w:r>
-        <w:t xml:space="preserve"> систему, которая более эффективно справляется с ростом сложности.</w:t>
-      </w:r>
-      <w:bookmarkStart w:id="0" w:name="_GoBack"/>
-      <w:bookmarkEnd w:id="0"/>
+        <w:t xml:space="preserve">. — URL: </w:t>
+      </w:r>
+      <w:hyperlink r:id="rId11" w:history="1">
+        <w:r>
+          <w:rPr>
+            <w:rStyle w:val="af6"/>
+          </w:rPr>
+          <w:t>https://habr.com/ru/articles/343738/</w:t>
+        </w:r>
+      </w:hyperlink>
+      <w:r>
+        <w:t xml:space="preserve"> </w:t>
+      </w:r>
+      <w:r>
+        <w:t>(дата обращения: 02.03.2026).</w:t>
+      </w:r>
     </w:p>
     <w:sectPr>
-      <w:footerReference w:type="default" r:id="rId8"/>
+      <w:footerReference w:type="default" r:id="rId12"/>
       <w:pgSz w:w="11906" w:h="16838"/>
       <w:pgMar w:top="1134" w:right="850" w:bottom="1134" w:left="1701" w:header="709" w:footer="709" w:gutter="0"/>
       <w:cols w:space="708"/>
@@ -2033,6 +2232,7 @@
         <w:docPartUnique/>
       </w:docPartObj>
     </w:sdtPr>
+    <w:sdtEndPr/>
     <w:sdtContent>
       <w:p>
         <w:pPr>
@@ -2357,6 +2557,267 @@
     </w:lvl>
   </w:abstractNum>
   <w:abstractNum w:abstractNumId="3" w15:restartNumberingAfterBreak="0">
+    <w:nsid w:val="25E32F98"/>
+    <w:multiLevelType w:val="hybridMultilevel"/>
+    <w:tmpl w:val="33A0F66C"/>
+    <w:lvl w:ilvl="0" w:tplc="0419000F">
+      <w:start w:val="1"/>
+      <w:numFmt w:val="decimal"/>
+      <w:lvlText w:val="%1."/>
+      <w:lvlJc w:val="left"/>
+      <w:pPr>
+        <w:ind w:left="1429" w:hanging="360"/>
+      </w:pPr>
+    </w:lvl>
+    <w:lvl w:ilvl="1" w:tplc="04190019" w:tentative="1">
+      <w:start w:val="1"/>
+      <w:numFmt w:val="lowerLetter"/>
+      <w:lvlText w:val="%2."/>
+      <w:lvlJc w:val="left"/>
+      <w:pPr>
+        <w:ind w:left="2149" w:hanging="360"/>
+      </w:pPr>
+    </w:lvl>
+    <w:lvl w:ilvl="2" w:tplc="0419001B" w:tentative="1">
+      <w:start w:val="1"/>
+      <w:numFmt w:val="lowerRoman"/>
+      <w:lvlText w:val="%3."/>
+      <w:lvlJc w:val="right"/>
+      <w:pPr>
+        <w:ind w:left="2869" w:hanging="180"/>
+      </w:pPr>
+    </w:lvl>
+    <w:lvl w:ilvl="3" w:tplc="0419000F" w:tentative="1">
+      <w:start w:val="1"/>
+      <w:numFmt w:val="decimal"/>
+      <w:lvlText w:val="%4."/>
+      <w:lvlJc w:val="left"/>
+      <w:pPr>
+        <w:ind w:left="3589" w:hanging="360"/>
+      </w:pPr>
+    </w:lvl>
+    <w:lvl w:ilvl="4" w:tplc="04190019" w:tentative="1">
+      <w:start w:val="1"/>
+      <w:numFmt w:val="lowerLetter"/>
+      <w:lvlText w:val="%5."/>
+      <w:lvlJc w:val="left"/>
+      <w:pPr>
+        <w:ind w:left="4309" w:hanging="360"/>
+      </w:pPr>
+    </w:lvl>
+    <w:lvl w:ilvl="5" w:tplc="0419001B" w:tentative="1">
+      <w:start w:val="1"/>
+      <w:numFmt w:val="lowerRoman"/>
+      <w:lvlText w:val="%6."/>
+      <w:lvlJc w:val="right"/>
+      <w:pPr>
+        <w:ind w:left="5029" w:hanging="180"/>
+      </w:pPr>
+    </w:lvl>
+    <w:lvl w:ilvl="6" w:tplc="0419000F" w:tentative="1">
+      <w:start w:val="1"/>
+      <w:numFmt w:val="decimal"/>
+      <w:lvlText w:val="%7."/>
+      <w:lvlJc w:val="left"/>
+      <w:pPr>
+        <w:ind w:left="5749" w:hanging="360"/>
+      </w:pPr>
+    </w:lvl>
+    <w:lvl w:ilvl="7" w:tplc="04190019" w:tentative="1">
+      <w:start w:val="1"/>
+      <w:numFmt w:val="lowerLetter"/>
+      <w:lvlText w:val="%8."/>
+      <w:lvlJc w:val="left"/>
+      <w:pPr>
+        <w:ind w:left="6469" w:hanging="360"/>
+      </w:pPr>
+    </w:lvl>
+    <w:lvl w:ilvl="8" w:tplc="0419001B" w:tentative="1">
+      <w:start w:val="1"/>
+      <w:numFmt w:val="lowerRoman"/>
+      <w:lvlText w:val="%9."/>
+      <w:lvlJc w:val="right"/>
+      <w:pPr>
+        <w:ind w:left="7189" w:hanging="180"/>
+      </w:pPr>
+    </w:lvl>
+  </w:abstractNum>
+  <w:abstractNum w:abstractNumId="4" w15:restartNumberingAfterBreak="0">
+    <w:nsid w:val="31D16AC3"/>
+    <w:multiLevelType w:val="hybridMultilevel"/>
+    <w:tmpl w:val="181C3AC6"/>
+    <w:lvl w:ilvl="0" w:tplc="04190011">
+      <w:start w:val="1"/>
+      <w:numFmt w:val="decimal"/>
+      <w:lvlText w:val="%1)"/>
+      <w:lvlJc w:val="left"/>
+      <w:pPr>
+        <w:ind w:left="720" w:hanging="360"/>
+      </w:pPr>
+    </w:lvl>
+    <w:lvl w:ilvl="1" w:tplc="04190019" w:tentative="1">
+      <w:start w:val="1"/>
+      <w:numFmt w:val="lowerLetter"/>
+      <w:lvlText w:val="%2."/>
+      <w:lvlJc w:val="left"/>
+      <w:pPr>
+        <w:ind w:left="1440" w:hanging="360"/>
+      </w:pPr>
+    </w:lvl>
+    <w:lvl w:ilvl="2" w:tplc="0419001B" w:tentative="1">
+      <w:start w:val="1"/>
+      <w:numFmt w:val="lowerRoman"/>
+      <w:lvlText w:val="%3."/>
+      <w:lvlJc w:val="right"/>
+      <w:pPr>
+        <w:ind w:left="2160" w:hanging="180"/>
+      </w:pPr>
+    </w:lvl>
+    <w:lvl w:ilvl="3" w:tplc="0419000F" w:tentative="1">
+      <w:start w:val="1"/>
+      <w:numFmt w:val="decimal"/>
+      <w:lvlText w:val="%4."/>
+      <w:lvlJc w:val="left"/>
+      <w:pPr>
+        <w:ind w:left="2880" w:hanging="360"/>
+      </w:pPr>
+    </w:lvl>
+    <w:lvl w:ilvl="4" w:tplc="04190019" w:tentative="1">
+      <w:start w:val="1"/>
+      <w:numFmt w:val="lowerLetter"/>
+      <w:lvlText w:val="%5."/>
+      <w:lvlJc w:val="left"/>
+      <w:pPr>
+        <w:ind w:left="3600" w:hanging="360"/>
+      </w:pPr>
+    </w:lvl>
+    <w:lvl w:ilvl="5" w:tplc="0419001B" w:tentative="1">
+      <w:start w:val="1"/>
+      <w:numFmt w:val="lowerRoman"/>
+      <w:lvlText w:val="%6."/>
+      <w:lvlJc w:val="right"/>
+      <w:pPr>
+        <w:ind w:left="4320" w:hanging="180"/>
+      </w:pPr>
+    </w:lvl>
+    <w:lvl w:ilvl="6" w:tplc="0419000F" w:tentative="1">
+      <w:start w:val="1"/>
+      <w:numFmt w:val="decimal"/>
+      <w:lvlText w:val="%7."/>
+      <w:lvlJc w:val="left"/>
+      <w:pPr>
+        <w:ind w:left="5040" w:hanging="360"/>
+      </w:pPr>
+    </w:lvl>
+    <w:lvl w:ilvl="7" w:tplc="04190019" w:tentative="1">
+      <w:start w:val="1"/>
+      <w:numFmt w:val="lowerLetter"/>
+      <w:lvlText w:val="%8."/>
+      <w:lvlJc w:val="left"/>
+      <w:pPr>
+        <w:ind w:left="5760" w:hanging="360"/>
+      </w:pPr>
+    </w:lvl>
+    <w:lvl w:ilvl="8" w:tplc="0419001B" w:tentative="1">
+      <w:start w:val="1"/>
+      <w:numFmt w:val="lowerRoman"/>
+      <w:lvlText w:val="%9."/>
+      <w:lvlJc w:val="right"/>
+      <w:pPr>
+        <w:ind w:left="6480" w:hanging="180"/>
+      </w:pPr>
+    </w:lvl>
+  </w:abstractNum>
+  <w:abstractNum w:abstractNumId="5" w15:restartNumberingAfterBreak="0">
+    <w:nsid w:val="323443B1"/>
+    <w:multiLevelType w:val="hybridMultilevel"/>
+    <w:tmpl w:val="55561632"/>
+    <w:lvl w:ilvl="0" w:tplc="5CF00122">
+      <w:start w:val="1"/>
+      <w:numFmt w:val="decimal"/>
+      <w:lvlText w:val="%1."/>
+      <w:lvlJc w:val="center"/>
+      <w:pPr>
+        <w:ind w:left="720" w:hanging="360"/>
+      </w:pPr>
+      <w:rPr>
+        <w:rFonts w:hint="default"/>
+      </w:rPr>
+    </w:lvl>
+    <w:lvl w:ilvl="1" w:tplc="04190019" w:tentative="1">
+      <w:start w:val="1"/>
+      <w:numFmt w:val="lowerLetter"/>
+      <w:lvlText w:val="%2."/>
+      <w:lvlJc w:val="left"/>
+      <w:pPr>
+        <w:ind w:left="1440" w:hanging="360"/>
+      </w:pPr>
+    </w:lvl>
+    <w:lvl w:ilvl="2" w:tplc="0419001B" w:tentative="1">
+      <w:start w:val="1"/>
+      <w:numFmt w:val="lowerRoman"/>
+      <w:lvlText w:val="%3."/>
+      <w:lvlJc w:val="right"/>
+      <w:pPr>
+        <w:ind w:left="2160" w:hanging="180"/>
+      </w:pPr>
+    </w:lvl>
+    <w:lvl w:ilvl="3" w:tplc="0419000F" w:tentative="1">
+      <w:start w:val="1"/>
+      <w:numFmt w:val="decimal"/>
+      <w:lvlText w:val="%4."/>
+      <w:lvlJc w:val="left"/>
+      <w:pPr>
+        <w:ind w:left="2880" w:hanging="360"/>
+      </w:pPr>
+    </w:lvl>
+    <w:lvl w:ilvl="4" w:tplc="04190019" w:tentative="1">
+      <w:start w:val="1"/>
+      <w:numFmt w:val="lowerLetter"/>
+      <w:lvlText w:val="%5."/>
+      <w:lvlJc w:val="left"/>
+      <w:pPr>
+        <w:ind w:left="3600" w:hanging="360"/>
+      </w:pPr>
+    </w:lvl>
+    <w:lvl w:ilvl="5" w:tplc="0419001B" w:tentative="1">
+      <w:start w:val="1"/>
+      <w:numFmt w:val="lowerRoman"/>
+      <w:lvlText w:val="%6."/>
+      <w:lvlJc w:val="right"/>
+      <w:pPr>
+        <w:ind w:left="4320" w:hanging="180"/>
+      </w:pPr>
+    </w:lvl>
+    <w:lvl w:ilvl="6" w:tplc="0419000F" w:tentative="1">
+      <w:start w:val="1"/>
+      <w:numFmt w:val="decimal"/>
+      <w:lvlText w:val="%7."/>
+      <w:lvlJc w:val="left"/>
+      <w:pPr>
+        <w:ind w:left="5040" w:hanging="360"/>
+      </w:pPr>
+    </w:lvl>
+    <w:lvl w:ilvl="7" w:tplc="04190019" w:tentative="1">
+      <w:start w:val="1"/>
+      <w:numFmt w:val="lowerLetter"/>
+      <w:lvlText w:val="%8."/>
+      <w:lvlJc w:val="left"/>
+      <w:pPr>
+        <w:ind w:left="5760" w:hanging="360"/>
+      </w:pPr>
+    </w:lvl>
+    <w:lvl w:ilvl="8" w:tplc="0419001B" w:tentative="1">
+      <w:start w:val="1"/>
+      <w:numFmt w:val="lowerRoman"/>
+      <w:lvlText w:val="%9."/>
+      <w:lvlJc w:val="right"/>
+      <w:pPr>
+        <w:ind w:left="6480" w:hanging="180"/>
+      </w:pPr>
+    </w:lvl>
+  </w:abstractNum>
+  <w:abstractNum w:abstractNumId="6" w15:restartNumberingAfterBreak="0">
     <w:nsid w:val="721569F5"/>
     <w:multiLevelType w:val="multilevel"/>
     <w:tmpl w:val="B6D0EAB4"/>
@@ -2476,8 +2937,183 @@
       </w:rPr>
     </w:lvl>
   </w:abstractNum>
+  <w:abstractNum w:abstractNumId="7" w15:restartNumberingAfterBreak="0">
+    <w:nsid w:val="793D5AC2"/>
+    <w:multiLevelType w:val="hybridMultilevel"/>
+    <w:tmpl w:val="24AE76AA"/>
+    <w:lvl w:ilvl="0" w:tplc="04190011">
+      <w:start w:val="1"/>
+      <w:numFmt w:val="decimal"/>
+      <w:lvlText w:val="%1)"/>
+      <w:lvlJc w:val="left"/>
+      <w:pPr>
+        <w:ind w:left="720" w:hanging="360"/>
+      </w:pPr>
+    </w:lvl>
+    <w:lvl w:ilvl="1" w:tplc="04190019" w:tentative="1">
+      <w:start w:val="1"/>
+      <w:numFmt w:val="lowerLetter"/>
+      <w:lvlText w:val="%2."/>
+      <w:lvlJc w:val="left"/>
+      <w:pPr>
+        <w:ind w:left="1440" w:hanging="360"/>
+      </w:pPr>
+    </w:lvl>
+    <w:lvl w:ilvl="2" w:tplc="0419001B" w:tentative="1">
+      <w:start w:val="1"/>
+      <w:numFmt w:val="lowerRoman"/>
+      <w:lvlText w:val="%3."/>
+      <w:lvlJc w:val="right"/>
+      <w:pPr>
+        <w:ind w:left="2160" w:hanging="180"/>
+      </w:pPr>
+    </w:lvl>
+    <w:lvl w:ilvl="3" w:tplc="0419000F" w:tentative="1">
+      <w:start w:val="1"/>
+      <w:numFmt w:val="decimal"/>
+      <w:lvlText w:val="%4."/>
+      <w:lvlJc w:val="left"/>
+      <w:pPr>
+        <w:ind w:left="2880" w:hanging="360"/>
+      </w:pPr>
+    </w:lvl>
+    <w:lvl w:ilvl="4" w:tplc="04190019" w:tentative="1">
+      <w:start w:val="1"/>
+      <w:numFmt w:val="lowerLetter"/>
+      <w:lvlText w:val="%5."/>
+      <w:lvlJc w:val="left"/>
+      <w:pPr>
+        <w:ind w:left="3600" w:hanging="360"/>
+      </w:pPr>
+    </w:lvl>
+    <w:lvl w:ilvl="5" w:tplc="0419001B" w:tentative="1">
+      <w:start w:val="1"/>
+      <w:numFmt w:val="lowerRoman"/>
+      <w:lvlText w:val="%6."/>
+      <w:lvlJc w:val="right"/>
+      <w:pPr>
+        <w:ind w:left="4320" w:hanging="180"/>
+      </w:pPr>
+    </w:lvl>
+    <w:lvl w:ilvl="6" w:tplc="0419000F" w:tentative="1">
+      <w:start w:val="1"/>
+      <w:numFmt w:val="decimal"/>
+      <w:lvlText w:val="%7."/>
+      <w:lvlJc w:val="left"/>
+      <w:pPr>
+        <w:ind w:left="5040" w:hanging="360"/>
+      </w:pPr>
+    </w:lvl>
+    <w:lvl w:ilvl="7" w:tplc="04190019" w:tentative="1">
+      <w:start w:val="1"/>
+      <w:numFmt w:val="lowerLetter"/>
+      <w:lvlText w:val="%8."/>
+      <w:lvlJc w:val="left"/>
+      <w:pPr>
+        <w:ind w:left="5760" w:hanging="360"/>
+      </w:pPr>
+    </w:lvl>
+    <w:lvl w:ilvl="8" w:tplc="0419001B" w:tentative="1">
+      <w:start w:val="1"/>
+      <w:numFmt w:val="lowerRoman"/>
+      <w:lvlText w:val="%9."/>
+      <w:lvlJc w:val="right"/>
+      <w:pPr>
+        <w:ind w:left="6480" w:hanging="180"/>
+      </w:pPr>
+    </w:lvl>
+  </w:abstractNum>
+  <w:abstractNum w:abstractNumId="8" w15:restartNumberingAfterBreak="0">
+    <w:nsid w:val="7C8307CB"/>
+    <w:multiLevelType w:val="hybridMultilevel"/>
+    <w:tmpl w:val="3412EF3A"/>
+    <w:lvl w:ilvl="0" w:tplc="5CF00122">
+      <w:start w:val="1"/>
+      <w:numFmt w:val="decimal"/>
+      <w:lvlText w:val="%1."/>
+      <w:lvlJc w:val="center"/>
+      <w:pPr>
+        <w:ind w:left="720" w:hanging="360"/>
+      </w:pPr>
+      <w:rPr>
+        <w:rFonts w:hint="default"/>
+      </w:rPr>
+    </w:lvl>
+    <w:lvl w:ilvl="1" w:tplc="04190019">
+      <w:start w:val="1"/>
+      <w:numFmt w:val="lowerLetter"/>
+      <w:lvlText w:val="%2."/>
+      <w:lvlJc w:val="left"/>
+      <w:pPr>
+        <w:ind w:left="1440" w:hanging="360"/>
+      </w:pPr>
+    </w:lvl>
+    <w:lvl w:ilvl="2" w:tplc="0419001B" w:tentative="1">
+      <w:start w:val="1"/>
+      <w:numFmt w:val="lowerRoman"/>
+      <w:lvlText w:val="%3."/>
+      <w:lvlJc w:val="right"/>
+      <w:pPr>
+        <w:ind w:left="2160" w:hanging="180"/>
+      </w:pPr>
+    </w:lvl>
+    <w:lvl w:ilvl="3" w:tplc="0419000F" w:tentative="1">
+      <w:start w:val="1"/>
+      <w:numFmt w:val="decimal"/>
+      <w:lvlText w:val="%4."/>
+      <w:lvlJc w:val="left"/>
+      <w:pPr>
+        <w:ind w:left="2880" w:hanging="360"/>
+      </w:pPr>
+    </w:lvl>
+    <w:lvl w:ilvl="4" w:tplc="04190019" w:tentative="1">
+      <w:start w:val="1"/>
+      <w:numFmt w:val="lowerLetter"/>
+      <w:lvlText w:val="%5."/>
+      <w:lvlJc w:val="left"/>
+      <w:pPr>
+        <w:ind w:left="3600" w:hanging="360"/>
+      </w:pPr>
+    </w:lvl>
+    <w:lvl w:ilvl="5" w:tplc="0419001B" w:tentative="1">
+      <w:start w:val="1"/>
+      <w:numFmt w:val="lowerRoman"/>
+      <w:lvlText w:val="%6."/>
+      <w:lvlJc w:val="right"/>
+      <w:pPr>
+        <w:ind w:left="4320" w:hanging="180"/>
+      </w:pPr>
+    </w:lvl>
+    <w:lvl w:ilvl="6" w:tplc="0419000F" w:tentative="1">
+      <w:start w:val="1"/>
+      <w:numFmt w:val="decimal"/>
+      <w:lvlText w:val="%7."/>
+      <w:lvlJc w:val="left"/>
+      <w:pPr>
+        <w:ind w:left="5040" w:hanging="360"/>
+      </w:pPr>
+    </w:lvl>
+    <w:lvl w:ilvl="7" w:tplc="04190019" w:tentative="1">
+      <w:start w:val="1"/>
+      <w:numFmt w:val="lowerLetter"/>
+      <w:lvlText w:val="%8."/>
+      <w:lvlJc w:val="left"/>
+      <w:pPr>
+        <w:ind w:left="5760" w:hanging="360"/>
+      </w:pPr>
+    </w:lvl>
+    <w:lvl w:ilvl="8" w:tplc="0419001B" w:tentative="1">
+      <w:start w:val="1"/>
+      <w:numFmt w:val="lowerRoman"/>
+      <w:lvlText w:val="%9."/>
+      <w:lvlJc w:val="right"/>
+      <w:pPr>
+        <w:ind w:left="6480" w:hanging="180"/>
+      </w:pPr>
+    </w:lvl>
+  </w:abstractNum>
   <w:num w:numId="1">
-    <w:abstractNumId w:val="3"/>
+    <w:abstractNumId w:val="6"/>
   </w:num>
   <w:num w:numId="2">
     <w:abstractNumId w:val="2"/>
@@ -2487,6 +3123,21 @@
   </w:num>
   <w:num w:numId="4">
     <w:abstractNumId w:val="1"/>
+  </w:num>
+  <w:num w:numId="5">
+    <w:abstractNumId w:val="3"/>
+  </w:num>
+  <w:num w:numId="6">
+    <w:abstractNumId w:val="7"/>
+  </w:num>
+  <w:num w:numId="7">
+    <w:abstractNumId w:val="4"/>
+  </w:num>
+  <w:num w:numId="8">
+    <w:abstractNumId w:val="8"/>
+  </w:num>
+  <w:num w:numId="9">
+    <w:abstractNumId w:val="5"/>
   </w:num>
   <w:numIdMacAtCleanup w:val="4"/>
 </w:numbering>
@@ -3005,6 +3656,7 @@
   <w:style w:type="character" w:default="1" w:styleId="a2">
     <w:name w:val="Default Paragraph Font"/>
     <w:uiPriority w:val="1"/>
+    <w:semiHidden/>
     <w:unhideWhenUsed/>
   </w:style>
   <w:style w:type="table" w:default="1" w:styleId="a3">
@@ -4220,6 +4872,11 @@
     <w:name w:val="mclose"/>
     <w:basedOn w:val="a2"/>
     <w:rsid w:val="000F0070"/>
+  </w:style>
+  <w:style w:type="character" w:customStyle="1" w:styleId="whitespace-normal">
+    <w:name w:val="whitespace-normal"/>
+    <w:basedOn w:val="a2"/>
+    <w:rsid w:val="003F106C"/>
   </w:style>
 </w:styles>
 </file>
@@ -4490,7 +5147,7 @@
 </file>
 
 <file path=customXml/itemProps1.xml><?xml version="1.0" encoding="utf-8"?>
-<ds:datastoreItem xmlns:ds="http://schemas.openxmlformats.org/officeDocument/2006/customXml" ds:itemID="{48F40A26-4D4F-4E2D-8300-474DA0C9E833}">
+<ds:datastoreItem xmlns:ds="http://schemas.openxmlformats.org/officeDocument/2006/customXml" ds:itemID="{E7C56719-AE0F-4A52-B94A-B33588D2D57E}">
   <ds:schemaRefs>
     <ds:schemaRef ds:uri="http://schemas.openxmlformats.org/officeDocument/2006/bibliography"/>
   </ds:schemaRefs>
